--- a/scorecard-General/PAGINA-2BI/academia/materiales/01_Express_Plan_Trabajo.docx
+++ b/scorecard-General/PAGINA-2BI/academia/materiales/01_Express_Plan_Trabajo.docx
@@ -4939,7 +4939,7 @@
                 <w:sz w:val="20"/>
                 <w:szCs w:val="20"/>
               </w:rPr>
-              <w:t xml:space="preserve">Power Automate</w:t>
+              <w:t xml:space="preserve">Subscriptions de Power BI</w:t>
             </w:r>
           </w:p>
         </w:tc>
